--- a/formats/classical_roman_epistolary_nature_civilization_complete.docx
+++ b/formats/classical_roman_epistolary_nature_civilization_complete.docx
@@ -99,20 +99,13 @@
         <w:pStyle w:val="FirstParagraph"/>
       </w:pPr>
       <w:r>
-        <w:t xml:space="preserve">The letter from Lepidus arrived on a day of iron sky and the smell of impending rain, borne by a courier whose horse was lathered white at the flanks. I was in the</w:t>
-      </w:r>
-      <w:r>
-        <w:t xml:space="preserve"> </w:t>
-      </w:r>
-      <w:r>
-        <w:rPr>
-          <w:i/>
-          <w:iCs/>
-        </w:rPr>
-        <w:t xml:space="preserve">villa rustica</w:t>
-      </w:r>
-      <w:r>
-        <w:t xml:space="preserve">, not the grand house, up to my elbows in a paste of crushed olive leaves and sulphur, trying to coax a blight from the youngest of the new grafts. My steward, Gaius, stood in the doorway, the wax tablet held away from his tunic as if it were a live coal.</w:t>
+        <w:t xml:space="preserve">Marcus,</w:t>
+      </w:r>
+      <w:r>
+        <w:t xml:space="preserve"> </w:t>
+      </w:r>
+      <w:r>
+        <w:t xml:space="preserve">The aqueduct’s shadow falls across my desk, a straight, cold line. Beyond my window, the wild hills breathe—untamed, green, sighing. We pour our geometry upon the land, brother, and call it order. Yet this morning, I found a crack in the perfect mortar, and through it, a single, persistent root.</w:t>
       </w:r>
     </w:p>
     <w:p>
